--- a/JAVA_and_Spring_Notes/Microservices_Notes/Project Doubts Microservices_Add_stu.docx
+++ b/JAVA_and_Spring_Notes/Microservices_Notes/Project Doubts Microservices_Add_stu.docx
@@ -912,7 +912,7 @@
           <w:highlight w:val="yellow"/>
           <w:lang w:val="en-US"/>
         </w:rPr>
-        <w:t xml:space="preserve"> @GetMapping("/get/{id}") // Note:- Address project lo ye rest end point echhamo same ade name tho eikkada evvali</w:t>
+        <w:t xml:space="preserve"> @GetMapping("/get/{id}") // Note:- Address project lo ye rest end point echhamo(Like Get or Put or post ..etc..)  same ade name tho eikkada evvali</w:t>
       </w:r>
       <w:r>
         <w:rPr>
@@ -1023,7 +1023,7 @@
           <w:szCs w:val="20"/>
           <w:lang w:val="en-US"/>
         </w:rPr>
-        <w:t xml:space="preserve">Address Controll class lo ye rest end point vadamo same rest end point </w:t>
+        <w:t xml:space="preserve">Address Controll class lo ye rest end point vadamo (like GET or POST or PUT..  etc ) same rest end point </w:t>
       </w:r>
       <w:r>
         <w:rPr>
@@ -4236,18 +4236,6 @@
       <w:pPr>
         <w:rPr>
           <w:rFonts w:hint="default"/>
-          <w:b/>
-          <w:bCs/>
-          <w:sz w:val="20"/>
-          <w:szCs w:val="20"/>
-          <w:lang w:val="en-US"/>
-        </w:rPr>
-      </w:pPr>
-    </w:p>
-    <w:p>
-      <w:pPr>
-        <w:rPr>
-          <w:rFonts w:hint="default"/>
           <w:b w:val="0"/>
           <w:bCs w:val="0"/>
           <w:sz w:val="20"/>
@@ -4266,6 +4254,8 @@
         </w:rPr>
         <w:t>Eila 2 ports run chesinappudu 2 instances anevi Euraka lo create avvi load balences anedi adjust avuthundi.</w:t>
       </w:r>
+      <w:bookmarkStart w:id="0" w:name="_GoBack"/>
+      <w:bookmarkEnd w:id="0"/>
     </w:p>
     <w:p>
       <w:pPr>
@@ -4754,7 +4744,7 @@
           <w:szCs w:val="20"/>
           <w:lang w:val="en-US"/>
         </w:rPr>
-        <w:t>API gate way use cheyatam valla anni Projects Rest End points ni vati vati port nubs thokakunda API gate way port ni vadi Spring boot project names tho URL’s ni call ceyachhu</w:t>
+        <w:t>API gate way use cheyatam valla anni Projects Rest End points ni vati vati port nubs tho kakunda API gate way port ni vadi Spring boot project names tho URL’s ni call ceyachhu</w:t>
       </w:r>
       <w:r>
         <w:rPr>
@@ -6037,7 +6027,6 @@
             <w:insideH w:val="none" w:color="auto" w:sz="0" w:space="0"/>
             <w:insideV w:val="none" w:color="auto" w:sz="0" w:space="0"/>
           </w:tblBorders>
-          <w:shd w:val="clear" w:color="auto" w:fill="auto"/>
           <w:tblCellMar>
             <w:top w:w="15" w:type="dxa"/>
             <w:left w:w="15" w:type="dxa"/>
@@ -6130,7 +6119,6 @@
             <w:insideH w:val="none" w:color="auto" w:sz="0" w:space="0"/>
             <w:insideV w:val="none" w:color="auto" w:sz="0" w:space="0"/>
           </w:tblBorders>
-          <w:shd w:val="clear" w:color="auto" w:fill="auto"/>
           <w:tblCellMar>
             <w:top w:w="15" w:type="dxa"/>
             <w:left w:w="15" w:type="dxa"/>
@@ -6223,7 +6211,6 @@
             <w:insideH w:val="none" w:color="auto" w:sz="0" w:space="0"/>
             <w:insideV w:val="none" w:color="auto" w:sz="0" w:space="0"/>
           </w:tblBorders>
-          <w:shd w:val="clear" w:color="auto" w:fill="auto"/>
           <w:tblCellMar>
             <w:top w:w="15" w:type="dxa"/>
             <w:left w:w="15" w:type="dxa"/>
@@ -8997,7 +8984,6 @@
             <w:insideH w:val="none" w:color="auto" w:sz="0" w:space="0"/>
             <w:insideV w:val="none" w:color="auto" w:sz="0" w:space="0"/>
           </w:tblBorders>
-          <w:shd w:val="clear" w:color="auto" w:fill="auto"/>
           <w:tblCellMar>
             <w:top w:w="15" w:type="dxa"/>
             <w:left w:w="15" w:type="dxa"/>
@@ -9065,228 +9051,6 @@
                 <w:lang w:val="en-US" w:eastAsia="zh-CN" w:bidi="ar"/>
               </w:rPr>
               <w:t>Spring Security</w:t>
-            </w:r>
-          </w:p>
-        </w:tc>
-        <w:tc>
-          <w:tcPr>
-            <w:tcW w:w="0" w:type="auto"/>
-            <w:shd w:val="clear" w:color="auto" w:fill="auto"/>
-            <w:vAlign w:val="center"/>
-          </w:tcPr>
-          <w:p>
-            <w:pPr>
-              <w:keepNext w:val="0"/>
-              <w:keepLines w:val="0"/>
-              <w:widowControl/>
-              <w:suppressLineNumbers w:val="0"/>
-              <w:jc w:val="left"/>
-              <w:rPr>
-                <w:sz w:val="20"/>
-                <w:szCs w:val="20"/>
-              </w:rPr>
-            </w:pPr>
-            <w:r>
-              <w:rPr>
-                <w:rFonts w:ascii="SimSun" w:hAnsi="SimSun" w:eastAsia="SimSun" w:cs="SimSun"/>
-                <w:kern w:val="0"/>
-                <w:sz w:val="20"/>
-                <w:szCs w:val="20"/>
-                <w:lang w:val="en-US" w:eastAsia="zh-CN" w:bidi="ar"/>
-              </w:rPr>
-              <w:t>Pre-filter</w:t>
-            </w:r>
-          </w:p>
-        </w:tc>
-      </w:tr>
-      <w:tr>
-        <w:tblPrEx>
-          <w:tblBorders>
-            <w:top w:val="none" w:color="auto" w:sz="0" w:space="0"/>
-            <w:left w:val="none" w:color="auto" w:sz="0" w:space="0"/>
-            <w:bottom w:val="none" w:color="auto" w:sz="0" w:space="0"/>
-            <w:right w:val="none" w:color="auto" w:sz="0" w:space="0"/>
-            <w:insideH w:val="none" w:color="auto" w:sz="0" w:space="0"/>
-            <w:insideV w:val="none" w:color="auto" w:sz="0" w:space="0"/>
-          </w:tblBorders>
-          <w:tblCellMar>
-            <w:top w:w="15" w:type="dxa"/>
-            <w:left w:w="15" w:type="dxa"/>
-            <w:bottom w:w="15" w:type="dxa"/>
-            <w:right w:w="15" w:type="dxa"/>
-          </w:tblCellMar>
-        </w:tblPrEx>
-        <w:trPr>
-          <w:tblCellSpacing w:w="15" w:type="dxa"/>
-        </w:trPr>
-        <w:tc>
-          <w:tcPr>
-            <w:tcW w:w="0" w:type="auto"/>
-            <w:shd w:val="clear" w:color="auto" w:fill="auto"/>
-            <w:vAlign w:val="center"/>
-          </w:tcPr>
-          <w:p>
-            <w:pPr>
-              <w:keepNext w:val="0"/>
-              <w:keepLines w:val="0"/>
-              <w:widowControl/>
-              <w:suppressLineNumbers w:val="0"/>
-              <w:jc w:val="left"/>
-              <w:rPr>
-                <w:sz w:val="20"/>
-                <w:szCs w:val="20"/>
-              </w:rPr>
-            </w:pPr>
-            <w:r>
-              <w:rPr>
-                <w:rFonts w:ascii="SimSun" w:hAnsi="SimSun" w:eastAsia="SimSun" w:cs="SimSun"/>
-                <w:kern w:val="0"/>
-                <w:sz w:val="20"/>
-                <w:szCs w:val="20"/>
-                <w:lang w:val="en-US" w:eastAsia="zh-CN" w:bidi="ar"/>
-              </w:rPr>
-              <w:t>Role-based access</w:t>
-            </w:r>
-          </w:p>
-        </w:tc>
-        <w:tc>
-          <w:tcPr>
-            <w:tcW w:w="0" w:type="auto"/>
-            <w:shd w:val="clear" w:color="auto" w:fill="auto"/>
-            <w:vAlign w:val="center"/>
-          </w:tcPr>
-          <w:p>
-            <w:pPr>
-              <w:keepNext w:val="0"/>
-              <w:keepLines w:val="0"/>
-              <w:widowControl/>
-              <w:suppressLineNumbers w:val="0"/>
-              <w:jc w:val="left"/>
-              <w:rPr>
-                <w:sz w:val="20"/>
-                <w:szCs w:val="20"/>
-              </w:rPr>
-            </w:pPr>
-            <w:r>
-              <w:rPr>
-                <w:rFonts w:ascii="SimSun" w:hAnsi="SimSun" w:eastAsia="SimSun" w:cs="SimSun"/>
-                <w:kern w:val="0"/>
-                <w:sz w:val="20"/>
-                <w:szCs w:val="20"/>
-                <w:lang w:val="en-US" w:eastAsia="zh-CN" w:bidi="ar"/>
-              </w:rPr>
-              <w:t>Spring Security</w:t>
-            </w:r>
-          </w:p>
-        </w:tc>
-        <w:tc>
-          <w:tcPr>
-            <w:tcW w:w="0" w:type="auto"/>
-            <w:shd w:val="clear" w:color="auto" w:fill="auto"/>
-            <w:vAlign w:val="center"/>
-          </w:tcPr>
-          <w:p>
-            <w:pPr>
-              <w:keepNext w:val="0"/>
-              <w:keepLines w:val="0"/>
-              <w:widowControl/>
-              <w:suppressLineNumbers w:val="0"/>
-              <w:jc w:val="left"/>
-              <w:rPr>
-                <w:sz w:val="20"/>
-                <w:szCs w:val="20"/>
-              </w:rPr>
-            </w:pPr>
-            <w:r>
-              <w:rPr>
-                <w:rFonts w:ascii="SimSun" w:hAnsi="SimSun" w:eastAsia="SimSun" w:cs="SimSun"/>
-                <w:kern w:val="0"/>
-                <w:sz w:val="20"/>
-                <w:szCs w:val="20"/>
-                <w:lang w:val="en-US" w:eastAsia="zh-CN" w:bidi="ar"/>
-              </w:rPr>
-              <w:t>Pre-filter</w:t>
-            </w:r>
-          </w:p>
-        </w:tc>
-      </w:tr>
-      <w:tr>
-        <w:tblPrEx>
-          <w:tblBorders>
-            <w:top w:val="none" w:color="auto" w:sz="0" w:space="0"/>
-            <w:left w:val="none" w:color="auto" w:sz="0" w:space="0"/>
-            <w:bottom w:val="none" w:color="auto" w:sz="0" w:space="0"/>
-            <w:right w:val="none" w:color="auto" w:sz="0" w:space="0"/>
-            <w:insideH w:val="none" w:color="auto" w:sz="0" w:space="0"/>
-            <w:insideV w:val="none" w:color="auto" w:sz="0" w:space="0"/>
-          </w:tblBorders>
-          <w:tblCellMar>
-            <w:top w:w="15" w:type="dxa"/>
-            <w:left w:w="15" w:type="dxa"/>
-            <w:bottom w:w="15" w:type="dxa"/>
-            <w:right w:w="15" w:type="dxa"/>
-          </w:tblCellMar>
-        </w:tblPrEx>
-        <w:trPr>
-          <w:tblCellSpacing w:w="15" w:type="dxa"/>
-        </w:trPr>
-        <w:tc>
-          <w:tcPr>
-            <w:tcW w:w="0" w:type="auto"/>
-            <w:shd w:val="clear" w:color="auto" w:fill="auto"/>
-            <w:vAlign w:val="center"/>
-          </w:tcPr>
-          <w:p>
-            <w:pPr>
-              <w:keepNext w:val="0"/>
-              <w:keepLines w:val="0"/>
-              <w:widowControl/>
-              <w:suppressLineNumbers w:val="0"/>
-              <w:jc w:val="left"/>
-              <w:rPr>
-                <w:sz w:val="20"/>
-                <w:szCs w:val="20"/>
-              </w:rPr>
-            </w:pPr>
-            <w:r>
-              <w:rPr>
-                <w:rFonts w:ascii="SimSun" w:hAnsi="SimSun" w:eastAsia="SimSun" w:cs="SimSun"/>
-                <w:kern w:val="0"/>
-                <w:sz w:val="20"/>
-                <w:szCs w:val="20"/>
-                <w:lang w:val="en-US" w:eastAsia="zh-CN" w:bidi="ar"/>
-              </w:rPr>
-              <w:t>Logging request headers</w:t>
-            </w:r>
-          </w:p>
-        </w:tc>
-        <w:tc>
-          <w:tcPr>
-            <w:tcW w:w="0" w:type="auto"/>
-            <w:shd w:val="clear" w:color="auto" w:fill="auto"/>
-            <w:vAlign w:val="center"/>
-          </w:tcPr>
-          <w:p>
-            <w:pPr>
-              <w:keepNext w:val="0"/>
-              <w:keepLines w:val="0"/>
-              <w:widowControl/>
-              <w:suppressLineNumbers w:val="0"/>
-              <w:jc w:val="left"/>
-              <w:rPr>
-                <w:sz w:val="20"/>
-                <w:szCs w:val="20"/>
-              </w:rPr>
-            </w:pPr>
-            <w:r>
-              <w:rPr>
-                <w:rFonts w:ascii="SimSun" w:hAnsi="SimSun" w:eastAsia="SimSun" w:cs="SimSun"/>
-                <w:kern w:val="0"/>
-                <w:sz w:val="20"/>
-                <w:szCs w:val="20"/>
-                <w:lang w:val="en-US" w:eastAsia="zh-CN" w:bidi="ar"/>
-              </w:rPr>
-              <w:t>Gateway filter</w:t>
             </w:r>
           </w:p>
         </w:tc>
@@ -9368,6 +9132,229 @@
                 <w:szCs w:val="20"/>
                 <w:lang w:val="en-US" w:eastAsia="zh-CN" w:bidi="ar"/>
               </w:rPr>
+              <w:t>Role-based access</w:t>
+            </w:r>
+          </w:p>
+        </w:tc>
+        <w:tc>
+          <w:tcPr>
+            <w:tcW w:w="0" w:type="auto"/>
+            <w:shd w:val="clear" w:color="auto" w:fill="auto"/>
+            <w:vAlign w:val="center"/>
+          </w:tcPr>
+          <w:p>
+            <w:pPr>
+              <w:keepNext w:val="0"/>
+              <w:keepLines w:val="0"/>
+              <w:widowControl/>
+              <w:suppressLineNumbers w:val="0"/>
+              <w:jc w:val="left"/>
+              <w:rPr>
+                <w:sz w:val="20"/>
+                <w:szCs w:val="20"/>
+              </w:rPr>
+            </w:pPr>
+            <w:r>
+              <w:rPr>
+                <w:rFonts w:ascii="SimSun" w:hAnsi="SimSun" w:eastAsia="SimSun" w:cs="SimSun"/>
+                <w:kern w:val="0"/>
+                <w:sz w:val="20"/>
+                <w:szCs w:val="20"/>
+                <w:lang w:val="en-US" w:eastAsia="zh-CN" w:bidi="ar"/>
+              </w:rPr>
+              <w:t>Spring Security</w:t>
+            </w:r>
+          </w:p>
+        </w:tc>
+        <w:tc>
+          <w:tcPr>
+            <w:tcW w:w="0" w:type="auto"/>
+            <w:shd w:val="clear" w:color="auto" w:fill="auto"/>
+            <w:vAlign w:val="center"/>
+          </w:tcPr>
+          <w:p>
+            <w:pPr>
+              <w:keepNext w:val="0"/>
+              <w:keepLines w:val="0"/>
+              <w:widowControl/>
+              <w:suppressLineNumbers w:val="0"/>
+              <w:jc w:val="left"/>
+              <w:rPr>
+                <w:sz w:val="20"/>
+                <w:szCs w:val="20"/>
+              </w:rPr>
+            </w:pPr>
+            <w:r>
+              <w:rPr>
+                <w:rFonts w:ascii="SimSun" w:hAnsi="SimSun" w:eastAsia="SimSun" w:cs="SimSun"/>
+                <w:kern w:val="0"/>
+                <w:sz w:val="20"/>
+                <w:szCs w:val="20"/>
+                <w:lang w:val="en-US" w:eastAsia="zh-CN" w:bidi="ar"/>
+              </w:rPr>
+              <w:t>Pre-filter</w:t>
+            </w:r>
+          </w:p>
+        </w:tc>
+      </w:tr>
+      <w:tr>
+        <w:tblPrEx>
+          <w:tblBorders>
+            <w:top w:val="none" w:color="auto" w:sz="0" w:space="0"/>
+            <w:left w:val="none" w:color="auto" w:sz="0" w:space="0"/>
+            <w:bottom w:val="none" w:color="auto" w:sz="0" w:space="0"/>
+            <w:right w:val="none" w:color="auto" w:sz="0" w:space="0"/>
+            <w:insideH w:val="none" w:color="auto" w:sz="0" w:space="0"/>
+            <w:insideV w:val="none" w:color="auto" w:sz="0" w:space="0"/>
+          </w:tblBorders>
+          <w:shd w:val="clear" w:color="auto" w:fill="auto"/>
+          <w:tblCellMar>
+            <w:top w:w="15" w:type="dxa"/>
+            <w:left w:w="15" w:type="dxa"/>
+            <w:bottom w:w="15" w:type="dxa"/>
+            <w:right w:w="15" w:type="dxa"/>
+          </w:tblCellMar>
+        </w:tblPrEx>
+        <w:trPr>
+          <w:tblCellSpacing w:w="15" w:type="dxa"/>
+        </w:trPr>
+        <w:tc>
+          <w:tcPr>
+            <w:tcW w:w="0" w:type="auto"/>
+            <w:shd w:val="clear" w:color="auto" w:fill="auto"/>
+            <w:vAlign w:val="center"/>
+          </w:tcPr>
+          <w:p>
+            <w:pPr>
+              <w:keepNext w:val="0"/>
+              <w:keepLines w:val="0"/>
+              <w:widowControl/>
+              <w:suppressLineNumbers w:val="0"/>
+              <w:jc w:val="left"/>
+              <w:rPr>
+                <w:sz w:val="20"/>
+                <w:szCs w:val="20"/>
+              </w:rPr>
+            </w:pPr>
+            <w:r>
+              <w:rPr>
+                <w:rFonts w:ascii="SimSun" w:hAnsi="SimSun" w:eastAsia="SimSun" w:cs="SimSun"/>
+                <w:kern w:val="0"/>
+                <w:sz w:val="20"/>
+                <w:szCs w:val="20"/>
+                <w:lang w:val="en-US" w:eastAsia="zh-CN" w:bidi="ar"/>
+              </w:rPr>
+              <w:t>Logging request headers</w:t>
+            </w:r>
+          </w:p>
+        </w:tc>
+        <w:tc>
+          <w:tcPr>
+            <w:tcW w:w="0" w:type="auto"/>
+            <w:shd w:val="clear" w:color="auto" w:fill="auto"/>
+            <w:vAlign w:val="center"/>
+          </w:tcPr>
+          <w:p>
+            <w:pPr>
+              <w:keepNext w:val="0"/>
+              <w:keepLines w:val="0"/>
+              <w:widowControl/>
+              <w:suppressLineNumbers w:val="0"/>
+              <w:jc w:val="left"/>
+              <w:rPr>
+                <w:sz w:val="20"/>
+                <w:szCs w:val="20"/>
+              </w:rPr>
+            </w:pPr>
+            <w:r>
+              <w:rPr>
+                <w:rFonts w:ascii="SimSun" w:hAnsi="SimSun" w:eastAsia="SimSun" w:cs="SimSun"/>
+                <w:kern w:val="0"/>
+                <w:sz w:val="20"/>
+                <w:szCs w:val="20"/>
+                <w:lang w:val="en-US" w:eastAsia="zh-CN" w:bidi="ar"/>
+              </w:rPr>
+              <w:t>Gateway filter</w:t>
+            </w:r>
+          </w:p>
+        </w:tc>
+        <w:tc>
+          <w:tcPr>
+            <w:tcW w:w="0" w:type="auto"/>
+            <w:shd w:val="clear" w:color="auto" w:fill="auto"/>
+            <w:vAlign w:val="center"/>
+          </w:tcPr>
+          <w:p>
+            <w:pPr>
+              <w:keepNext w:val="0"/>
+              <w:keepLines w:val="0"/>
+              <w:widowControl/>
+              <w:suppressLineNumbers w:val="0"/>
+              <w:jc w:val="left"/>
+              <w:rPr>
+                <w:sz w:val="20"/>
+                <w:szCs w:val="20"/>
+              </w:rPr>
+            </w:pPr>
+            <w:r>
+              <w:rPr>
+                <w:rFonts w:ascii="SimSun" w:hAnsi="SimSun" w:eastAsia="SimSun" w:cs="SimSun"/>
+                <w:kern w:val="0"/>
+                <w:sz w:val="20"/>
+                <w:szCs w:val="20"/>
+                <w:lang w:val="en-US" w:eastAsia="zh-CN" w:bidi="ar"/>
+              </w:rPr>
+              <w:t>Pre-filter</w:t>
+            </w:r>
+          </w:p>
+        </w:tc>
+      </w:tr>
+      <w:tr>
+        <w:tblPrEx>
+          <w:tblBorders>
+            <w:top w:val="none" w:color="auto" w:sz="0" w:space="0"/>
+            <w:left w:val="none" w:color="auto" w:sz="0" w:space="0"/>
+            <w:bottom w:val="none" w:color="auto" w:sz="0" w:space="0"/>
+            <w:right w:val="none" w:color="auto" w:sz="0" w:space="0"/>
+            <w:insideH w:val="none" w:color="auto" w:sz="0" w:space="0"/>
+            <w:insideV w:val="none" w:color="auto" w:sz="0" w:space="0"/>
+          </w:tblBorders>
+          <w:tblCellMar>
+            <w:top w:w="15" w:type="dxa"/>
+            <w:left w:w="15" w:type="dxa"/>
+            <w:bottom w:w="15" w:type="dxa"/>
+            <w:right w:w="15" w:type="dxa"/>
+          </w:tblCellMar>
+        </w:tblPrEx>
+        <w:trPr>
+          <w:tblCellSpacing w:w="15" w:type="dxa"/>
+        </w:trPr>
+        <w:tc>
+          <w:tcPr>
+            <w:tcW w:w="0" w:type="auto"/>
+            <w:shd w:val="clear" w:color="auto" w:fill="auto"/>
+            <w:vAlign w:val="center"/>
+          </w:tcPr>
+          <w:p>
+            <w:pPr>
+              <w:keepNext w:val="0"/>
+              <w:keepLines w:val="0"/>
+              <w:widowControl/>
+              <w:suppressLineNumbers w:val="0"/>
+              <w:jc w:val="left"/>
+              <w:rPr>
+                <w:sz w:val="20"/>
+                <w:szCs w:val="20"/>
+              </w:rPr>
+            </w:pPr>
+            <w:r>
+              <w:rPr>
+                <w:rFonts w:ascii="SimSun" w:hAnsi="SimSun" w:eastAsia="SimSun" w:cs="SimSun"/>
+                <w:kern w:val="0"/>
+                <w:sz w:val="20"/>
+                <w:szCs w:val="20"/>
+                <w:lang w:val="en-US" w:eastAsia="zh-CN" w:bidi="ar"/>
+              </w:rPr>
               <w:t>Logging response status</w:t>
             </w:r>
           </w:p>
@@ -9443,7 +9430,6 @@
             <w:insideH w:val="none" w:color="auto" w:sz="0" w:space="0"/>
             <w:insideV w:val="none" w:color="auto" w:sz="0" w:space="0"/>
           </w:tblBorders>
-          <w:shd w:val="clear" w:color="auto" w:fill="auto"/>
           <w:tblCellMar>
             <w:top w:w="15" w:type="dxa"/>
             <w:left w:w="15" w:type="dxa"/>
@@ -11369,7 +11355,6 @@
             <w:insideH w:val="none" w:color="auto" w:sz="0" w:space="0"/>
             <w:insideV w:val="none" w:color="auto" w:sz="0" w:space="0"/>
           </w:tblBorders>
-          <w:shd w:val="clear" w:color="auto" w:fill="auto"/>
           <w:tblCellMar>
             <w:top w:w="15" w:type="dxa"/>
             <w:left w:w="15" w:type="dxa"/>
@@ -11652,7 +11637,6 @@
             <w:insideH w:val="none" w:color="auto" w:sz="0" w:space="0"/>
             <w:insideV w:val="none" w:color="auto" w:sz="0" w:space="0"/>
           </w:tblBorders>
-          <w:shd w:val="clear" w:color="auto" w:fill="auto"/>
           <w:tblCellMar>
             <w:top w:w="15" w:type="dxa"/>
             <w:left w:w="15" w:type="dxa"/>
@@ -12149,16 +12133,7 @@
           <w:rFonts w:hint="default"/>
           <w:lang w:val="en-US"/>
         </w:rPr>
-        <w:t>Health</w:t>
-      </w:r>
-      <w:bookmarkStart w:id="0" w:name="_GoBack"/>
-      <w:bookmarkEnd w:id="0"/>
-      <w:r>
-        <w:rPr>
-          <w:rFonts w:hint="default"/>
-          <w:lang w:val="en-US"/>
-        </w:rPr>
-        <w:t xml:space="preserve"> testing we can check below SS URL </w:t>
+        <w:t xml:space="preserve">Health testing we can check below SS URL </w:t>
       </w:r>
     </w:p>
     <w:p>
@@ -12418,7 +12393,6 @@
             <w:insideH w:val="none" w:color="auto" w:sz="0" w:space="0"/>
             <w:insideV w:val="none" w:color="auto" w:sz="0" w:space="0"/>
           </w:tblBorders>
-          <w:shd w:val="clear" w:color="auto" w:fill="auto"/>
           <w:tblCellMar>
             <w:top w:w="15" w:type="dxa"/>
             <w:left w:w="15" w:type="dxa"/>
@@ -12495,6 +12469,87 @@
                 <w:lang w:val="en-US" w:eastAsia="zh-CN" w:bidi="ar"/>
               </w:rPr>
               <w:t>What It Means</w:t>
+            </w:r>
+          </w:p>
+        </w:tc>
+      </w:tr>
+      <w:tr>
+        <w:tblPrEx>
+          <w:tblBorders>
+            <w:top w:val="none" w:color="auto" w:sz="0" w:space="0"/>
+            <w:left w:val="none" w:color="auto" w:sz="0" w:space="0"/>
+            <w:bottom w:val="none" w:color="auto" w:sz="0" w:space="0"/>
+            <w:right w:val="none" w:color="auto" w:sz="0" w:space="0"/>
+            <w:insideH w:val="none" w:color="auto" w:sz="0" w:space="0"/>
+            <w:insideV w:val="none" w:color="auto" w:sz="0" w:space="0"/>
+          </w:tblBorders>
+          <w:tblCellMar>
+            <w:top w:w="15" w:type="dxa"/>
+            <w:left w:w="15" w:type="dxa"/>
+            <w:bottom w:w="15" w:type="dxa"/>
+            <w:right w:w="15" w:type="dxa"/>
+          </w:tblCellMar>
+        </w:tblPrEx>
+        <w:trPr>
+          <w:tblCellSpacing w:w="15" w:type="dxa"/>
+        </w:trPr>
+        <w:tc>
+          <w:tcPr>
+            <w:tcW w:w="0" w:type="auto"/>
+            <w:shd w:val="clear" w:color="auto" w:fill="auto"/>
+            <w:vAlign w:val="center"/>
+          </w:tcPr>
+          <w:p>
+            <w:pPr>
+              <w:keepNext w:val="0"/>
+              <w:keepLines w:val="0"/>
+              <w:widowControl/>
+              <w:suppressLineNumbers w:val="0"/>
+              <w:jc w:val="left"/>
+              <w:rPr>
+                <w:sz w:val="20"/>
+                <w:szCs w:val="20"/>
+              </w:rPr>
+            </w:pPr>
+            <w:r>
+              <w:rPr>
+                <w:rFonts w:ascii="SimSun" w:hAnsi="SimSun" w:eastAsia="SimSun" w:cs="SimSun"/>
+                <w:kern w:val="0"/>
+                <w:sz w:val="20"/>
+                <w:szCs w:val="20"/>
+                <w:lang w:val="en-US" w:eastAsia="zh-CN" w:bidi="ar"/>
+              </w:rPr>
+              <w:t>Open Circuit</w:t>
+            </w:r>
+          </w:p>
+        </w:tc>
+        <w:tc>
+          <w:tcPr>
+            <w:tcW w:w="0" w:type="auto"/>
+            <w:shd w:val="clear" w:color="auto" w:fill="auto"/>
+            <w:vAlign w:val="center"/>
+          </w:tcPr>
+          <w:p>
+            <w:pPr>
+              <w:keepNext w:val="0"/>
+              <w:keepLines w:val="0"/>
+              <w:widowControl/>
+              <w:suppressLineNumbers w:val="0"/>
+              <w:jc w:val="left"/>
+              <w:rPr>
+                <w:sz w:val="20"/>
+                <w:szCs w:val="20"/>
+              </w:rPr>
+            </w:pPr>
+            <w:r>
+              <w:rPr>
+                <w:rFonts w:ascii="SimSun" w:hAnsi="SimSun" w:eastAsia="SimSun" w:cs="SimSun"/>
+                <w:kern w:val="0"/>
+                <w:sz w:val="20"/>
+                <w:szCs w:val="20"/>
+                <w:lang w:val="en-US" w:eastAsia="zh-CN" w:bidi="ar"/>
+              </w:rPr>
+              <w:t>Service is unhealthy → block all requests, call fallback only</w:t>
             </w:r>
           </w:p>
         </w:tc>
@@ -12546,87 +12601,6 @@
                 <w:szCs w:val="20"/>
                 <w:lang w:val="en-US" w:eastAsia="zh-CN" w:bidi="ar"/>
               </w:rPr>
-              <w:t>Open Circuit</w:t>
-            </w:r>
-          </w:p>
-        </w:tc>
-        <w:tc>
-          <w:tcPr>
-            <w:tcW w:w="0" w:type="auto"/>
-            <w:shd w:val="clear" w:color="auto" w:fill="auto"/>
-            <w:vAlign w:val="center"/>
-          </w:tcPr>
-          <w:p>
-            <w:pPr>
-              <w:keepNext w:val="0"/>
-              <w:keepLines w:val="0"/>
-              <w:widowControl/>
-              <w:suppressLineNumbers w:val="0"/>
-              <w:jc w:val="left"/>
-              <w:rPr>
-                <w:sz w:val="20"/>
-                <w:szCs w:val="20"/>
-              </w:rPr>
-            </w:pPr>
-            <w:r>
-              <w:rPr>
-                <w:rFonts w:ascii="SimSun" w:hAnsi="SimSun" w:eastAsia="SimSun" w:cs="SimSun"/>
-                <w:kern w:val="0"/>
-                <w:sz w:val="20"/>
-                <w:szCs w:val="20"/>
-                <w:lang w:val="en-US" w:eastAsia="zh-CN" w:bidi="ar"/>
-              </w:rPr>
-              <w:t>Service is unhealthy → block all requests, call fallback only</w:t>
-            </w:r>
-          </w:p>
-        </w:tc>
-      </w:tr>
-      <w:tr>
-        <w:tblPrEx>
-          <w:tblBorders>
-            <w:top w:val="none" w:color="auto" w:sz="0" w:space="0"/>
-            <w:left w:val="none" w:color="auto" w:sz="0" w:space="0"/>
-            <w:bottom w:val="none" w:color="auto" w:sz="0" w:space="0"/>
-            <w:right w:val="none" w:color="auto" w:sz="0" w:space="0"/>
-            <w:insideH w:val="none" w:color="auto" w:sz="0" w:space="0"/>
-            <w:insideV w:val="none" w:color="auto" w:sz="0" w:space="0"/>
-          </w:tblBorders>
-          <w:tblCellMar>
-            <w:top w:w="15" w:type="dxa"/>
-            <w:left w:w="15" w:type="dxa"/>
-            <w:bottom w:w="15" w:type="dxa"/>
-            <w:right w:w="15" w:type="dxa"/>
-          </w:tblCellMar>
-        </w:tblPrEx>
-        <w:trPr>
-          <w:tblCellSpacing w:w="15" w:type="dxa"/>
-        </w:trPr>
-        <w:tc>
-          <w:tcPr>
-            <w:tcW w:w="0" w:type="auto"/>
-            <w:shd w:val="clear" w:color="auto" w:fill="auto"/>
-            <w:vAlign w:val="center"/>
-          </w:tcPr>
-          <w:p>
-            <w:pPr>
-              <w:keepNext w:val="0"/>
-              <w:keepLines w:val="0"/>
-              <w:widowControl/>
-              <w:suppressLineNumbers w:val="0"/>
-              <w:jc w:val="left"/>
-              <w:rPr>
-                <w:sz w:val="20"/>
-                <w:szCs w:val="20"/>
-              </w:rPr>
-            </w:pPr>
-            <w:r>
-              <w:rPr>
-                <w:rFonts w:ascii="SimSun" w:hAnsi="SimSun" w:eastAsia="SimSun" w:cs="SimSun"/>
-                <w:kern w:val="0"/>
-                <w:sz w:val="20"/>
-                <w:szCs w:val="20"/>
-                <w:lang w:val="en-US" w:eastAsia="zh-CN" w:bidi="ar"/>
-              </w:rPr>
               <w:t>Half-Open</w:t>
             </w:r>
           </w:p>
@@ -12753,6 +12727,7 @@
             <w:insideH w:val="none" w:color="auto" w:sz="0" w:space="0"/>
             <w:insideV w:val="none" w:color="auto" w:sz="0" w:space="0"/>
           </w:tblBorders>
+          <w:shd w:val="clear" w:color="auto" w:fill="auto"/>
           <w:tblCellMar>
             <w:top w:w="15" w:type="dxa"/>
             <w:left w:w="15" w:type="dxa"/>
@@ -13116,6 +13091,7 @@
             <w:insideH w:val="none" w:color="auto" w:sz="0" w:space="0"/>
             <w:insideV w:val="none" w:color="auto" w:sz="0" w:space="0"/>
           </w:tblBorders>
+          <w:shd w:val="clear" w:color="auto" w:fill="auto"/>
           <w:tblCellMar>
             <w:top w:w="15" w:type="dxa"/>
             <w:left w:w="15" w:type="dxa"/>
@@ -13274,6 +13250,7 @@
             <w:insideH w:val="none" w:color="auto" w:sz="0" w:space="0"/>
             <w:insideV w:val="none" w:color="auto" w:sz="0" w:space="0"/>
           </w:tblBorders>
+          <w:shd w:val="clear" w:color="auto" w:fill="auto"/>
           <w:tblCellMar>
             <w:top w:w="15" w:type="dxa"/>
             <w:left w:w="15" w:type="dxa"/>
@@ -13416,6 +13393,7 @@
             <w:insideH w:val="none" w:color="auto" w:sz="0" w:space="0"/>
             <w:insideV w:val="none" w:color="auto" w:sz="0" w:space="0"/>
           </w:tblBorders>
+          <w:shd w:val="clear" w:color="auto" w:fill="auto"/>
           <w:tblCellMar>
             <w:top w:w="15" w:type="dxa"/>
             <w:left w:w="15" w:type="dxa"/>
@@ -13579,6 +13557,7 @@
             <w:insideH w:val="none" w:color="auto" w:sz="0" w:space="0"/>
             <w:insideV w:val="none" w:color="auto" w:sz="0" w:space="0"/>
           </w:tblBorders>
+          <w:shd w:val="clear" w:color="auto" w:fill="auto"/>
           <w:tblCellMar>
             <w:top w:w="15" w:type="dxa"/>
             <w:left w:w="15" w:type="dxa"/>
